--- a/briefings/线口监测午报-2026-10-03.docx
+++ b/briefings/线口监测午报-2026-10-03.docx
@@ -22,7 +22,7 @@
           <w:color w:val="888888"/>
           <w:sz w:val="18"/>
         </w:rPr>
-        <w:t>监测窗口:近48小时 | 生成时间:2026-10-03 13:22</w:t>
+        <w:t>监测窗口:近48小时 | 生成时间:2026-10-03 14:35</w:t>
       </w:r>
     </w:p>
     <w:p>
@@ -70,6 +70,312 @@
           <w:color w:val="888888"/>
           <w:sz w:val="24"/>
         </w:rPr>
+        <w:t>GOG 喜加一：Roguelike 铁路经营模拟游戏《Bounty Train》免费领</w:t>
+      </w:r>
+    </w:p>
+    <w:p>
+      <w:r>
+        <w:rPr>
+          <w:rFonts w:ascii="Times New Roman" w:hAnsi="Times New Roman" w:eastAsia="宋体"/>
+          <w:color w:val="888888"/>
+          <w:sz w:val="18"/>
+        </w:rPr>
+        <w:t>来源:IT之家 | 时间:10-03 14:34</w:t>
+      </w:r>
+    </w:p>
+    <w:p>
+      <w:r>
+        <w:rPr>
+          <w:rFonts w:ascii="Times New Roman" w:hAnsi="Times New Roman" w:eastAsia="宋体"/>
+          <w:sz w:val="18"/>
+        </w:rPr>
+        <w:t>链接:</w:t>
+      </w:r>
+      <w:hyperlink r:id="rId9">
+        <w:r>
+          <w:rPr>
+            <w:color w:val="0563C1"/>
+            <w:u w:val="single"/>
+          </w:rPr>
+          <w:t>GOG 喜加一：Roguelike 铁路经营模拟游戏《Bounty Train》免费领</w:t>
+        </w:r>
+      </w:hyperlink>
+    </w:p>
+    <w:p>
+      <w:pPr>
+        <w:pStyle w:val="Heading3"/>
+      </w:pPr>
+      <w:r>
+        <w:rPr>
+          <w:rFonts w:ascii="Times New Roman" w:hAnsi="Times New Roman" w:eastAsia="黑体"/>
+          <w:b w:val="0"/>
+          <w:color w:val="888888"/>
+          <w:sz w:val="24"/>
+        </w:rPr>
+        <w:t>【C级·参考】</w:t>
+      </w:r>
+      <w:r>
+        <w:rPr>
+          <w:rFonts w:ascii="Times New Roman" w:hAnsi="Times New Roman" w:eastAsia="黑体"/>
+          <w:b w:val="0"/>
+          <w:color w:val="888888"/>
+          <w:sz w:val="24"/>
+        </w:rPr>
+        <w:t>HPE 获得其首笔 AMD "Helios" AI 机架订单，价值 12 亿美元</w:t>
+      </w:r>
+    </w:p>
+    <w:p>
+      <w:r>
+        <w:rPr>
+          <w:rFonts w:ascii="Times New Roman" w:hAnsi="Times New Roman" w:eastAsia="宋体"/>
+          <w:color w:val="888888"/>
+          <w:sz w:val="18"/>
+        </w:rPr>
+        <w:t>来源:IT之家 | 时间:10-03 14:23</w:t>
+      </w:r>
+    </w:p>
+    <w:p>
+      <w:r>
+        <w:rPr>
+          <w:rFonts w:ascii="Times New Roman" w:hAnsi="Times New Roman" w:eastAsia="宋体"/>
+          <w:sz w:val="18"/>
+        </w:rPr>
+        <w:t>链接:</w:t>
+      </w:r>
+      <w:hyperlink r:id="rId10">
+        <w:r>
+          <w:rPr>
+            <w:color w:val="0563C1"/>
+            <w:u w:val="single"/>
+          </w:rPr>
+          <w:t>HPE 获得其首笔 AMD "Helios" AI 机架订单，价值 12 亿美元</w:t>
+        </w:r>
+      </w:hyperlink>
+    </w:p>
+    <w:p>
+      <w:pPr>
+        <w:pStyle w:val="Heading3"/>
+      </w:pPr>
+      <w:r>
+        <w:rPr>
+          <w:rFonts w:ascii="Times New Roman" w:hAnsi="Times New Roman" w:eastAsia="黑体"/>
+          <w:b w:val="0"/>
+          <w:color w:val="888888"/>
+          <w:sz w:val="24"/>
+        </w:rPr>
+        <w:t>【C级·参考】</w:t>
+      </w:r>
+      <w:r>
+        <w:rPr>
+          <w:rFonts w:ascii="Times New Roman" w:hAnsi="Times New Roman" w:eastAsia="黑体"/>
+          <w:b w:val="0"/>
+          <w:color w:val="888888"/>
+          <w:sz w:val="24"/>
+        </w:rPr>
+        <w:t>旗下智能体频繁“闯祸”，OpenAI 每天要烧掉超 50 万美元来调查</w:t>
+      </w:r>
+    </w:p>
+    <w:p>
+      <w:r>
+        <w:rPr>
+          <w:rFonts w:ascii="Times New Roman" w:hAnsi="Times New Roman" w:eastAsia="宋体"/>
+          <w:color w:val="888888"/>
+          <w:sz w:val="18"/>
+        </w:rPr>
+        <w:t>来源:IT之家 | 时间:10-03 14:18</w:t>
+      </w:r>
+    </w:p>
+    <w:p>
+      <w:r>
+        <w:rPr>
+          <w:rFonts w:ascii="Times New Roman" w:hAnsi="Times New Roman" w:eastAsia="宋体"/>
+          <w:sz w:val="18"/>
+        </w:rPr>
+        <w:t>链接:</w:t>
+      </w:r>
+      <w:hyperlink r:id="rId11">
+        <w:r>
+          <w:rPr>
+            <w:color w:val="0563C1"/>
+            <w:u w:val="single"/>
+          </w:rPr>
+          <w:t>旗下智能体频繁“闯祸”，OpenAI 每天要烧掉超 50 万美元来调查</w:t>
+        </w:r>
+      </w:hyperlink>
+    </w:p>
+    <w:p>
+      <w:pPr>
+        <w:pStyle w:val="Heading3"/>
+      </w:pPr>
+      <w:r>
+        <w:rPr>
+          <w:rFonts w:ascii="Times New Roman" w:hAnsi="Times New Roman" w:eastAsia="黑体"/>
+          <w:b w:val="0"/>
+          <w:color w:val="888888"/>
+          <w:sz w:val="24"/>
+        </w:rPr>
+        <w:t>【C级·参考】</w:t>
+      </w:r>
+      <w:r>
+        <w:rPr>
+          <w:rFonts w:ascii="Times New Roman" w:hAnsi="Times New Roman" w:eastAsia="黑体"/>
+          <w:b w:val="0"/>
+          <w:color w:val="888888"/>
+          <w:sz w:val="24"/>
+        </w:rPr>
+        <w:t>将语音与音乐作为单一连贯音轨共同生成，AI 音乐制作平台 Suno 推出 Speech 语音功能</w:t>
+      </w:r>
+    </w:p>
+    <w:p>
+      <w:r>
+        <w:rPr>
+          <w:rFonts w:ascii="Times New Roman" w:hAnsi="Times New Roman" w:eastAsia="宋体"/>
+          <w:color w:val="888888"/>
+          <w:sz w:val="18"/>
+        </w:rPr>
+        <w:t>来源:IT之家 | 时间:10-03 14:01</w:t>
+      </w:r>
+    </w:p>
+    <w:p>
+      <w:r>
+        <w:rPr>
+          <w:rFonts w:ascii="Times New Roman" w:hAnsi="Times New Roman" w:eastAsia="宋体"/>
+          <w:sz w:val="18"/>
+        </w:rPr>
+        <w:t>链接:</w:t>
+      </w:r>
+      <w:hyperlink r:id="rId12">
+        <w:r>
+          <w:rPr>
+            <w:color w:val="0563C1"/>
+            <w:u w:val="single"/>
+          </w:rPr>
+          <w:t>将语音与音乐作为单一连贯音轨共同生成，AI 音乐制作平台 Suno 推出 Speech 语音功能</w:t>
+        </w:r>
+      </w:hyperlink>
+    </w:p>
+    <w:p>
+      <w:pPr>
+        <w:pStyle w:val="Heading3"/>
+      </w:pPr>
+      <w:r>
+        <w:rPr>
+          <w:rFonts w:ascii="Times New Roman" w:hAnsi="Times New Roman" w:eastAsia="黑体"/>
+          <w:b w:val="0"/>
+          <w:color w:val="888888"/>
+          <w:sz w:val="24"/>
+        </w:rPr>
+        <w:t>【C级·参考】</w:t>
+      </w:r>
+      <w:r>
+        <w:rPr>
+          <w:rFonts w:ascii="Times New Roman" w:hAnsi="Times New Roman" w:eastAsia="黑体"/>
+          <w:b w:val="0"/>
+          <w:color w:val="888888"/>
+          <w:sz w:val="24"/>
+        </w:rPr>
+        <w:t>路透社：AI 正竞相在资金耗尽之前改变世界</w:t>
+      </w:r>
+    </w:p>
+    <w:p>
+      <w:r>
+        <w:rPr>
+          <w:rFonts w:ascii="Times New Roman" w:hAnsi="Times New Roman" w:eastAsia="宋体"/>
+          <w:color w:val="888888"/>
+          <w:sz w:val="18"/>
+        </w:rPr>
+        <w:t>来源:IT之家 | 时间:10-03 13:52</w:t>
+      </w:r>
+    </w:p>
+    <w:p>
+      <w:r>
+        <w:rPr>
+          <w:rFonts w:ascii="Times New Roman" w:hAnsi="Times New Roman" w:eastAsia="宋体"/>
+          <w:sz w:val="18"/>
+        </w:rPr>
+        <w:t>链接:</w:t>
+      </w:r>
+      <w:hyperlink r:id="rId13">
+        <w:r>
+          <w:rPr>
+            <w:color w:val="0563C1"/>
+            <w:u w:val="single"/>
+          </w:rPr>
+          <w:t>路透社：AI 正竞相在资金耗尽之前改变世界</w:t>
+        </w:r>
+      </w:hyperlink>
+    </w:p>
+    <w:p>
+      <w:pPr>
+        <w:pStyle w:val="Heading3"/>
+      </w:pPr>
+      <w:r>
+        <w:rPr>
+          <w:rFonts w:ascii="Times New Roman" w:hAnsi="Times New Roman" w:eastAsia="黑体"/>
+          <w:b w:val="0"/>
+          <w:color w:val="888888"/>
+          <w:sz w:val="24"/>
+        </w:rPr>
+        <w:t>【C级·参考】</w:t>
+      </w:r>
+      <w:r>
+        <w:rPr>
+          <w:rFonts w:ascii="Times New Roman" w:hAnsi="Times New Roman" w:eastAsia="黑体"/>
+          <w:b w:val="0"/>
+          <w:color w:val="888888"/>
+          <w:sz w:val="24"/>
+        </w:rPr>
+        <w:t>如何用好 GPT-6 系列 AI 模型？OpenAI 放出指南，教你选模型、优化提示词等</w:t>
+      </w:r>
+    </w:p>
+    <w:p>
+      <w:r>
+        <w:rPr>
+          <w:rFonts w:ascii="Times New Roman" w:hAnsi="Times New Roman" w:eastAsia="宋体"/>
+          <w:color w:val="888888"/>
+          <w:sz w:val="18"/>
+        </w:rPr>
+        <w:t>来源:IT之家 | 时间:10-03 13:33</w:t>
+      </w:r>
+    </w:p>
+    <w:p>
+      <w:r>
+        <w:rPr>
+          <w:rFonts w:ascii="Times New Roman" w:hAnsi="Times New Roman" w:eastAsia="宋体"/>
+          <w:sz w:val="18"/>
+        </w:rPr>
+        <w:t>链接:</w:t>
+      </w:r>
+      <w:hyperlink r:id="rId14">
+        <w:r>
+          <w:rPr>
+            <w:color w:val="0563C1"/>
+            <w:u w:val="single"/>
+          </w:rPr>
+          <w:t>如何用好 GPT-6 系列 AI 模型？OpenAI 放出指南，教你选模型、优化提示词等</w:t>
+        </w:r>
+      </w:hyperlink>
+    </w:p>
+    <w:p>
+      <w:pPr>
+        <w:pStyle w:val="Heading3"/>
+      </w:pPr>
+      <w:r>
+        <w:rPr>
+          <w:rFonts w:ascii="Times New Roman" w:hAnsi="Times New Roman" w:eastAsia="黑体"/>
+          <w:b w:val="0"/>
+          <w:color w:val="888888"/>
+          <w:sz w:val="24"/>
+        </w:rPr>
+        <w:t>【C级·参考】</w:t>
+      </w:r>
+      <w:r>
+        <w:rPr>
+          <w:rFonts w:ascii="Times New Roman" w:hAnsi="Times New Roman" w:eastAsia="黑体"/>
+          <w:b w:val="0"/>
+          <w:color w:val="888888"/>
+          <w:sz w:val="24"/>
+        </w:rPr>
         <w:t>OpenAI 自研 AI 芯片 Jalapeño ASIC 量产部署，因“务实”选择搭配 AMD Turin</w:t>
       </w:r>
     </w:p>
@@ -91,7 +397,7 @@
         </w:rPr>
         <w:t>链接:</w:t>
       </w:r>
-      <w:hyperlink r:id="rId9">
+      <w:hyperlink r:id="rId15">
         <w:r>
           <w:rPr>
             <w:color w:val="0563C1"/>
@@ -142,7 +448,7 @@
         </w:rPr>
         <w:t>链接:</w:t>
       </w:r>
-      <w:hyperlink r:id="rId10">
+      <w:hyperlink r:id="rId16">
         <w:r>
           <w:rPr>
             <w:color w:val="0563C1"/>
@@ -193,7 +499,7 @@
         </w:rPr>
         <w:t>链接:</w:t>
       </w:r>
-      <w:hyperlink r:id="rId11">
+      <w:hyperlink r:id="rId17">
         <w:r>
           <w:rPr>
             <w:color w:val="0563C1"/>
@@ -244,7 +550,7 @@
         </w:rPr>
         <w:t>链接:</w:t>
       </w:r>
-      <w:hyperlink r:id="rId12">
+      <w:hyperlink r:id="rId18">
         <w:r>
           <w:rPr>
             <w:color w:val="0563C1"/>
@@ -295,7 +601,7 @@
         </w:rPr>
         <w:t>链接:</w:t>
       </w:r>
-      <w:hyperlink r:id="rId13">
+      <w:hyperlink r:id="rId19">
         <w:r>
           <w:rPr>
             <w:color w:val="0563C1"/>
@@ -316,7 +622,7 @@
           <w:color w:val="888888"/>
           <w:sz w:val="24"/>
         </w:rPr>
-        <w:t>【C级·参考】</w:t>
+        <w:t>【C级·参考|本地】</w:t>
       </w:r>
       <w:r>
         <w:rPr>
@@ -325,7 +631,7 @@
           <w:color w:val="888888"/>
           <w:sz w:val="24"/>
         </w:rPr>
-        <w:t>OpenAI 内部动荡加剧之际，又一名安全负责人戴维 · 罗宾逊离职</w:t>
+        <w:t>空手来、满箱走：AI眼镜热销洞见“未来感”深圳</w:t>
       </w:r>
     </w:p>
     <w:p>
@@ -335,7 +641,7 @@
           <w:color w:val="888888"/>
           <w:sz w:val="18"/>
         </w:rPr>
-        <w:t>来源:IT之家 | 时间:10-03 08:08</w:t>
+        <w:t>来源:Bing新闻 | 时间:10-03 01:00</w:t>
       </w:r>
     </w:p>
     <w:p>
@@ -346,268 +652,13 @@
         </w:rPr>
         <w:t>链接:</w:t>
       </w:r>
-      <w:hyperlink r:id="rId14">
+      <w:hyperlink r:id="rId20">
         <w:r>
           <w:rPr>
             <w:color w:val="0563C1"/>
             <w:u w:val="single"/>
           </w:rPr>
-          <w:t>OpenAI 内部动荡加剧之际，又一名安全负责人戴维 · 罗宾逊离职</w:t>
-        </w:r>
-      </w:hyperlink>
-    </w:p>
-    <w:p>
-      <w:pPr>
-        <w:pStyle w:val="Heading3"/>
-      </w:pPr>
-      <w:r>
-        <w:rPr>
-          <w:rFonts w:ascii="Times New Roman" w:hAnsi="Times New Roman" w:eastAsia="黑体"/>
-          <w:b w:val="0"/>
-          <w:color w:val="888888"/>
-          <w:sz w:val="24"/>
-        </w:rPr>
-        <w:t>【C级·参考】</w:t>
-      </w:r>
-      <w:r>
-        <w:rPr>
-          <w:rFonts w:ascii="Times New Roman" w:hAnsi="Times New Roman" w:eastAsia="黑体"/>
-          <w:b w:val="0"/>
-          <w:color w:val="888888"/>
-          <w:sz w:val="24"/>
-        </w:rPr>
-        <w:t>苹果收紧 macOS 27 等完全磁盘访问权限，降低 AI 智能体操控风险</w:t>
-      </w:r>
-    </w:p>
-    <w:p>
-      <w:r>
-        <w:rPr>
-          <w:rFonts w:ascii="Times New Roman" w:hAnsi="Times New Roman" w:eastAsia="宋体"/>
-          <w:color w:val="888888"/>
-          <w:sz w:val="18"/>
-        </w:rPr>
-        <w:t>来源:IT之家 | 时间:10-03 07:47</w:t>
-      </w:r>
-    </w:p>
-    <w:p>
-      <w:r>
-        <w:rPr>
-          <w:rFonts w:ascii="Times New Roman" w:hAnsi="Times New Roman" w:eastAsia="宋体"/>
-          <w:sz w:val="18"/>
-        </w:rPr>
-        <w:t>链接:</w:t>
-      </w:r>
-      <w:hyperlink r:id="rId15">
-        <w:r>
-          <w:rPr>
-            <w:color w:val="0563C1"/>
-            <w:u w:val="single"/>
-          </w:rPr>
-          <w:t>苹果收紧 macOS 27 等完全磁盘访问权限，降低 AI 智能体操控风险</w:t>
-        </w:r>
-      </w:hyperlink>
-    </w:p>
-    <w:p>
-      <w:pPr>
-        <w:pStyle w:val="Heading3"/>
-      </w:pPr>
-      <w:r>
-        <w:rPr>
-          <w:rFonts w:ascii="Times New Roman" w:hAnsi="Times New Roman" w:eastAsia="黑体"/>
-          <w:b w:val="0"/>
-          <w:color w:val="888888"/>
-          <w:sz w:val="24"/>
-        </w:rPr>
-        <w:t>【C级·参考】</w:t>
-      </w:r>
-      <w:r>
-        <w:rPr>
-          <w:rFonts w:ascii="Times New Roman" w:hAnsi="Times New Roman" w:eastAsia="黑体"/>
-          <w:b w:val="0"/>
-          <w:color w:val="888888"/>
-          <w:sz w:val="24"/>
-        </w:rPr>
-        <w:t>苹果 homeOS 前瞻：整合 iOS / iPadOS / watchOS 特性，主打 Siri AI 交互</w:t>
-      </w:r>
-    </w:p>
-    <w:p>
-      <w:r>
-        <w:rPr>
-          <w:rFonts w:ascii="Times New Roman" w:hAnsi="Times New Roman" w:eastAsia="宋体"/>
-          <w:color w:val="888888"/>
-          <w:sz w:val="18"/>
-        </w:rPr>
-        <w:t>来源:IT之家 | 时间:10-03 07:34</w:t>
-      </w:r>
-    </w:p>
-    <w:p>
-      <w:r>
-        <w:rPr>
-          <w:rFonts w:ascii="Times New Roman" w:hAnsi="Times New Roman" w:eastAsia="宋体"/>
-          <w:sz w:val="18"/>
-        </w:rPr>
-        <w:t>链接:</w:t>
-      </w:r>
-      <w:hyperlink r:id="rId16">
-        <w:r>
-          <w:rPr>
-            <w:color w:val="0563C1"/>
-            <w:u w:val="single"/>
-          </w:rPr>
-          <w:t>苹果 homeOS 前瞻：整合 iOS / iPadOS / watchOS 特性，主打 Siri AI 交互</w:t>
-        </w:r>
-      </w:hyperlink>
-    </w:p>
-    <w:p>
-      <w:pPr>
-        <w:pStyle w:val="Heading3"/>
-      </w:pPr>
-      <w:r>
-        <w:rPr>
-          <w:rFonts w:ascii="Times New Roman" w:hAnsi="Times New Roman" w:eastAsia="黑体"/>
-          <w:b w:val="0"/>
-          <w:color w:val="888888"/>
-          <w:sz w:val="24"/>
-        </w:rPr>
-        <w:t>【C级·参考】</w:t>
-      </w:r>
-      <w:r>
-        <w:rPr>
-          <w:rFonts w:ascii="Times New Roman" w:hAnsi="Times New Roman" w:eastAsia="黑体"/>
-          <w:b w:val="0"/>
-          <w:color w:val="888888"/>
-          <w:sz w:val="24"/>
-        </w:rPr>
-        <w:t>Anthropic 拟斥资 1 亿美元培训万名工程师，破解企业 AI 落地“人才荒”</w:t>
-      </w:r>
-    </w:p>
-    <w:p>
-      <w:r>
-        <w:rPr>
-          <w:rFonts w:ascii="Times New Roman" w:hAnsi="Times New Roman" w:eastAsia="宋体"/>
-          <w:color w:val="888888"/>
-          <w:sz w:val="18"/>
-        </w:rPr>
-        <w:t>来源:IT之家 | 时间:10-03 07:03</w:t>
-      </w:r>
-    </w:p>
-    <w:p>
-      <w:r>
-        <w:rPr>
-          <w:rFonts w:ascii="Times New Roman" w:hAnsi="Times New Roman" w:eastAsia="宋体"/>
-          <w:sz w:val="18"/>
-        </w:rPr>
-        <w:t>链接:</w:t>
-      </w:r>
-      <w:hyperlink r:id="rId17">
-        <w:r>
-          <w:rPr>
-            <w:color w:val="0563C1"/>
-            <w:u w:val="single"/>
-          </w:rPr>
-          <w:t>Anthropic 拟斥资 1 亿美元培训万名工程师，破解企业 AI 落地“人才荒”</w:t>
-        </w:r>
-      </w:hyperlink>
-    </w:p>
-    <w:p>
-      <w:pPr>
-        <w:pStyle w:val="Heading3"/>
-      </w:pPr>
-      <w:r>
-        <w:rPr>
-          <w:rFonts w:ascii="Times New Roman" w:hAnsi="Times New Roman" w:eastAsia="黑体"/>
-          <w:b w:val="0"/>
-          <w:color w:val="888888"/>
-          <w:sz w:val="24"/>
-        </w:rPr>
-        <w:t>【C级·参考】</w:t>
-      </w:r>
-      <w:r>
-        <w:rPr>
-          <w:rFonts w:ascii="Times New Roman" w:hAnsi="Times New Roman" w:eastAsia="黑体"/>
-          <w:b w:val="0"/>
-          <w:color w:val="888888"/>
-          <w:sz w:val="24"/>
-        </w:rPr>
-        <w:t>下载体验了 Muse 后，我清仓了 Airbnb，加仓了 Meta</w:t>
-      </w:r>
-    </w:p>
-    <w:p>
-      <w:r>
-        <w:rPr>
-          <w:rFonts w:ascii="Times New Roman" w:hAnsi="Times New Roman" w:eastAsia="宋体"/>
-          <w:color w:val="888888"/>
-          <w:sz w:val="18"/>
-        </w:rPr>
-        <w:t>来源:IT之家 | 时间:10-03 07:03</w:t>
-      </w:r>
-    </w:p>
-    <w:p>
-      <w:r>
-        <w:rPr>
-          <w:rFonts w:ascii="Times New Roman" w:hAnsi="Times New Roman" w:eastAsia="宋体"/>
-          <w:sz w:val="18"/>
-        </w:rPr>
-        <w:t>链接:</w:t>
-      </w:r>
-      <w:hyperlink r:id="rId18">
-        <w:r>
-          <w:rPr>
-            <w:color w:val="0563C1"/>
-            <w:u w:val="single"/>
-          </w:rPr>
-          <w:t>下载体验了 Muse 后，我清仓了 Airbnb，加仓了 Meta</w:t>
-        </w:r>
-      </w:hyperlink>
-    </w:p>
-    <w:p>
-      <w:pPr>
-        <w:pStyle w:val="Heading3"/>
-      </w:pPr>
-      <w:r>
-        <w:rPr>
-          <w:rFonts w:ascii="Times New Roman" w:hAnsi="Times New Roman" w:eastAsia="黑体"/>
-          <w:b w:val="0"/>
-          <w:color w:val="888888"/>
-          <w:sz w:val="24"/>
-        </w:rPr>
-        <w:t>【C级·参考】</w:t>
-      </w:r>
-      <w:r>
-        <w:rPr>
-          <w:rFonts w:ascii="Times New Roman" w:hAnsi="Times New Roman" w:eastAsia="黑体"/>
-          <w:b w:val="0"/>
-          <w:color w:val="888888"/>
-          <w:sz w:val="24"/>
-        </w:rPr>
-        <w:t>Show HN: Made an open-source Lego AI generator</w:t>
-      </w:r>
-    </w:p>
-    <w:p>
-      <w:r>
-        <w:rPr>
-          <w:rFonts w:ascii="Times New Roman" w:hAnsi="Times New Roman" w:eastAsia="宋体"/>
-          <w:color w:val="888888"/>
-          <w:sz w:val="18"/>
-        </w:rPr>
-        <w:t>来源:Hacker News | 时间:10-03 04:00</w:t>
-      </w:r>
-    </w:p>
-    <w:p>
-      <w:r>
-        <w:rPr>
-          <w:rFonts w:ascii="Times New Roman" w:hAnsi="Times New Roman" w:eastAsia="宋体"/>
-          <w:sz w:val="18"/>
-        </w:rPr>
-        <w:t>链接:</w:t>
-      </w:r>
-      <w:hyperlink r:id="rId19">
-        <w:r>
-          <w:rPr>
-            <w:color w:val="0563C1"/>
-            <w:u w:val="single"/>
-          </w:rPr>
-          <w:t>Show HN: Made an open-source Lego AI generator</w:t>
+          <w:t>空手来、满箱走：AI眼镜热销洞见“未来感”深圳</w:t>
         </w:r>
       </w:hyperlink>
     </w:p>
@@ -652,7 +703,7 @@
         </w:rPr>
         <w:t>链接:</w:t>
       </w:r>
-      <w:hyperlink r:id="rId20">
+      <w:hyperlink r:id="rId21">
         <w:r>
           <w:rPr>
             <w:color w:val="0563C1"/>
@@ -703,7 +754,7 @@
         </w:rPr>
         <w:t>链接:</w:t>
       </w:r>
-      <w:hyperlink r:id="rId21">
+      <w:hyperlink r:id="rId22">
         <w:r>
           <w:rPr>
             <w:color w:val="0563C1"/>
@@ -754,7 +805,7 @@
         </w:rPr>
         <w:t>链接:</w:t>
       </w:r>
-      <w:hyperlink r:id="rId22">
+      <w:hyperlink r:id="rId23">
         <w:r>
           <w:rPr>
             <w:color w:val="0563C1"/>
@@ -805,64 +856,13 @@
         </w:rPr>
         <w:t>链接:</w:t>
       </w:r>
-      <w:hyperlink r:id="rId23">
+      <w:hyperlink r:id="rId24">
         <w:r>
           <w:rPr>
             <w:color w:val="0563C1"/>
             <w:u w:val="single"/>
           </w:rPr>
           <w:t>Venice’s failed war against Constantinople led to the first bond market</w:t>
-        </w:r>
-      </w:hyperlink>
-    </w:p>
-    <w:p>
-      <w:pPr>
-        <w:pStyle w:val="Heading3"/>
-      </w:pPr>
-      <w:r>
-        <w:rPr>
-          <w:rFonts w:ascii="Times New Roman" w:hAnsi="Times New Roman" w:eastAsia="黑体"/>
-          <w:b w:val="0"/>
-          <w:color w:val="888888"/>
-          <w:sz w:val="24"/>
-        </w:rPr>
-        <w:t>【C级·参考|本地】</w:t>
-      </w:r>
-      <w:r>
-        <w:rPr>
-          <w:rFonts w:ascii="Times New Roman" w:hAnsi="Times New Roman" w:eastAsia="黑体"/>
-          <w:b w:val="0"/>
-          <w:color w:val="888888"/>
-          <w:sz w:val="24"/>
-        </w:rPr>
-        <w:t>空手来、满箱走：AI眼镜热销洞见“未来感”深圳</w:t>
-      </w:r>
-    </w:p>
-    <w:p>
-      <w:r>
-        <w:rPr>
-          <w:rFonts w:ascii="Times New Roman" w:hAnsi="Times New Roman" w:eastAsia="宋体"/>
-          <w:color w:val="888888"/>
-          <w:sz w:val="18"/>
-        </w:rPr>
-        <w:t>来源:Bing新闻 | 时间:10-02 21:01</w:t>
-      </w:r>
-    </w:p>
-    <w:p>
-      <w:r>
-        <w:rPr>
-          <w:rFonts w:ascii="Times New Roman" w:hAnsi="Times New Roman" w:eastAsia="宋体"/>
-          <w:sz w:val="18"/>
-        </w:rPr>
-        <w:t>链接:</w:t>
-      </w:r>
-      <w:hyperlink r:id="rId24">
-        <w:r>
-          <w:rPr>
-            <w:color w:val="0563C1"/>
-            <w:u w:val="single"/>
-          </w:rPr>
-          <w:t>空手来、满箱走：AI眼镜热销洞见“未来感”深圳</w:t>
         </w:r>
       </w:hyperlink>
     </w:p>
@@ -937,7 +937,7 @@
           <w:color w:val="888888"/>
           <w:sz w:val="24"/>
         </w:rPr>
-        <w:t>极米记得 AI 显示眼镜 MemoMind One 明日登陆线下门店，开启定金预定</w:t>
+        <w:t>Show HN: Giving Opus 5.5 a simulated paint canvas</w:t>
       </w:r>
     </w:p>
     <w:p>
@@ -947,7 +947,7 @@
           <w:color w:val="888888"/>
           <w:sz w:val="18"/>
         </w:rPr>
-        <w:t>来源:Bing新闻 | 时间:10-02 16:26</w:t>
+        <w:t>来源:Hacker News | 时间:10-02 08:27</w:t>
       </w:r>
     </w:p>
     <w:p>
@@ -964,7 +964,7 @@
             <w:color w:val="0563C1"/>
             <w:u w:val="single"/>
           </w:rPr>
-          <w:t>极米记得 AI 显示眼镜 MemoMind One 明日登陆线下门店，开启定金预定</w:t>
+          <w:t>Show HN: Giving Opus 5.5 a simulated paint canvas</w:t>
         </w:r>
       </w:hyperlink>
     </w:p>
@@ -988,7 +988,7 @@
           <w:color w:val="888888"/>
           <w:sz w:val="24"/>
         </w:rPr>
-        <w:t>Show HN: Giving Opus 5.5 a simulated paint canvas</w:t>
+        <w:t>极米记得 AI 显示眼镜 MemoMind One 明日登陆线下门店</w:t>
       </w:r>
     </w:p>
     <w:p>
@@ -998,7 +998,7 @@
           <w:color w:val="888888"/>
           <w:sz w:val="18"/>
         </w:rPr>
-        <w:t>来源:Hacker News | 时间:10-02 08:27</w:t>
+        <w:t>来源:Bing新闻 | 时间:10-02 08:26</w:t>
       </w:r>
     </w:p>
     <w:p>
@@ -1015,7 +1015,7 @@
             <w:color w:val="0563C1"/>
             <w:u w:val="single"/>
           </w:rPr>
-          <w:t>Show HN: Giving Opus 5.5 a simulated paint canvas</w:t>
+          <w:t>极米记得 AI 显示眼镜 MemoMind One 明日登陆线下门店</w:t>
         </w:r>
       </w:hyperlink>
     </w:p>
@@ -1102,7 +1102,7 @@
           <w:color w:val="888888"/>
           <w:sz w:val="24"/>
         </w:rPr>
-        <w:t>曝美国陆军着手组建自主系统司令部，推动机器人进入技术未来战争</w:t>
+        <w:t>曝美国陆军着手组建自主系统司令部，推动机器人技术进入未来战争</w:t>
       </w:r>
     </w:p>
     <w:p>
@@ -1129,7 +1129,7 @@
             <w:color w:val="0563C1"/>
             <w:u w:val="single"/>
           </w:rPr>
-          <w:t>曝美国陆军着手组建自主系统司令部，推动机器人进入技术未来战争</w:t>
+          <w:t>曝美国陆军着手组建自主系统司令部，推动机器人技术进入未来战争</w:t>
         </w:r>
       </w:hyperlink>
     </w:p>
@@ -1319,7 +1319,7 @@
           <w:rFonts w:ascii="Times New Roman" w:hAnsi="Times New Roman" w:eastAsia="宋体"/>
           <w:sz w:val="18"/>
         </w:rPr>
-        <w:t>IT之家(60)、GameLook(0)、HackerNews(7)、Bing新闻(6)</w:t>
+        <w:t>IT之家(60)、GameLook(0)、HackerNews(6)、Bing新闻(6)</w:t>
       </w:r>
     </w:p>
     <w:p>

--- a/briefings/线口监测午报-2026-10-03.docx
+++ b/briefings/线口监测午报-2026-10-03.docx
@@ -22,7 +22,7 @@
           <w:color w:val="888888"/>
           <w:sz w:val="18"/>
         </w:rPr>
-        <w:t>监测窗口:近48小时 | 生成时间:2026-10-03 14:35</w:t>
+        <w:t>监测窗口:近48小时 | 生成时间:2026-10-03 20:27</w:t>
       </w:r>
     </w:p>
     <w:p>
@@ -70,7 +70,7 @@
           <w:color w:val="888888"/>
           <w:sz w:val="24"/>
         </w:rPr>
-        <w:t>GOG 喜加一：Roguelike 铁路经营模拟游戏《Bounty Train》免费领</w:t>
+        <w:t>AI 自动识别后厨违规行为，浙江 19.5 万家外卖商家接入系统</w:t>
       </w:r>
     </w:p>
     <w:p>
@@ -80,7 +80,7 @@
           <w:color w:val="888888"/>
           <w:sz w:val="18"/>
         </w:rPr>
-        <w:t>来源:IT之家 | 时间:10-03 14:34</w:t>
+        <w:t>来源:IT之家 | 时间:10-03 18:36</w:t>
       </w:r>
     </w:p>
     <w:p>
@@ -97,7 +97,7 @@
             <w:color w:val="0563C1"/>
             <w:u w:val="single"/>
           </w:rPr>
-          <w:t>GOG 喜加一：Roguelike 铁路经营模拟游戏《Bounty Train》免费领</w:t>
+          <w:t>AI 自动识别后厨违规行为，浙江 19.5 万家外卖商家接入系统</w:t>
         </w:r>
       </w:hyperlink>
     </w:p>
@@ -121,7 +121,7 @@
           <w:color w:val="888888"/>
           <w:sz w:val="24"/>
         </w:rPr>
-        <w:t>HPE 获得其首笔 AMD "Helios" AI 机架订单，价值 12 亿美元</w:t>
+        <w:t>AMD 出样 Versal AI Core XQRVC1902 自适应 SoC，满足 15 年太空任务要求</w:t>
       </w:r>
     </w:p>
     <w:p>
@@ -131,7 +131,7 @@
           <w:color w:val="888888"/>
           <w:sz w:val="18"/>
         </w:rPr>
-        <w:t>来源:IT之家 | 时间:10-03 14:23</w:t>
+        <w:t>来源:IT之家 | 时间:10-03 17:53</w:t>
       </w:r>
     </w:p>
     <w:p>
@@ -148,7 +148,7 @@
             <w:color w:val="0563C1"/>
             <w:u w:val="single"/>
           </w:rPr>
-          <w:t>HPE 获得其首笔 AMD "Helios" AI 机架订单，价值 12 亿美元</w:t>
+          <w:t>AMD 出样 Versal AI Core XQRVC1902 自适应 SoC，满足 15 年太空任务要求</w:t>
         </w:r>
       </w:hyperlink>
     </w:p>
@@ -172,7 +172,7 @@
           <w:color w:val="888888"/>
           <w:sz w:val="24"/>
         </w:rPr>
-        <w:t>旗下智能体频繁“闯祸”，OpenAI 每天要烧掉超 50 万美元来调查</w:t>
+        <w:t>华为 HarmonyOS 7.0 小艺帮帮忙智能体功能调整，将不再支持后续新增的设备</w:t>
       </w:r>
     </w:p>
     <w:p>
@@ -182,7 +182,7 @@
           <w:color w:val="888888"/>
           <w:sz w:val="18"/>
         </w:rPr>
-        <w:t>来源:IT之家 | 时间:10-03 14:18</w:t>
+        <w:t>来源:IT之家 | 时间:10-03 17:18</w:t>
       </w:r>
     </w:p>
     <w:p>
@@ -199,7 +199,7 @@
             <w:color w:val="0563C1"/>
             <w:u w:val="single"/>
           </w:rPr>
-          <w:t>旗下智能体频繁“闯祸”，OpenAI 每天要烧掉超 50 万美元来调查</w:t>
+          <w:t>华为 HarmonyOS 7.0 小艺帮帮忙智能体功能调整，将不再支持后续新增的设备</w:t>
         </w:r>
       </w:hyperlink>
     </w:p>
@@ -223,7 +223,7 @@
           <w:color w:val="888888"/>
           <w:sz w:val="24"/>
         </w:rPr>
-        <w:t>将语音与音乐作为单一连贯音轨共同生成，AI 音乐制作平台 Suno 推出 Speech 语音功能</w:t>
+        <w:t>LG 电子将在美国新建 AI 数据中心冷水机组工厂，韩国本土同步扩产</w:t>
       </w:r>
     </w:p>
     <w:p>
@@ -233,7 +233,7 @@
           <w:color w:val="888888"/>
           <w:sz w:val="18"/>
         </w:rPr>
-        <w:t>来源:IT之家 | 时间:10-03 14:01</w:t>
+        <w:t>来源:IT之家 | 时间:10-03 16:35</w:t>
       </w:r>
     </w:p>
     <w:p>
@@ -250,7 +250,7 @@
             <w:color w:val="0563C1"/>
             <w:u w:val="single"/>
           </w:rPr>
-          <w:t>将语音与音乐作为单一连贯音轨共同生成，AI 音乐制作平台 Suno 推出 Speech 语音功能</w:t>
+          <w:t>LG 电子将在美国新建 AI 数据中心冷水机组工厂，韩国本土同步扩产</w:t>
         </w:r>
       </w:hyperlink>
     </w:p>
@@ -274,7 +274,7 @@
           <w:color w:val="888888"/>
           <w:sz w:val="24"/>
         </w:rPr>
-        <w:t>路透社：AI 正竞相在资金耗尽之前改变世界</w:t>
+        <w:t>AI 数字人面试官引发求职者“恐怖谷效应”吐槽，相关话题冲上热搜</w:t>
       </w:r>
     </w:p>
     <w:p>
@@ -284,7 +284,7 @@
           <w:color w:val="888888"/>
           <w:sz w:val="18"/>
         </w:rPr>
-        <w:t>来源:IT之家 | 时间:10-03 13:52</w:t>
+        <w:t>来源:IT之家 | 时间:10-03 15:52</w:t>
       </w:r>
     </w:p>
     <w:p>
@@ -301,7 +301,7 @@
             <w:color w:val="0563C1"/>
             <w:u w:val="single"/>
           </w:rPr>
-          <w:t>路透社：AI 正竞相在资金耗尽之前改变世界</w:t>
+          <w:t>AI 数字人面试官引发求职者“恐怖谷效应”吐槽，相关话题冲上热搜</w:t>
         </w:r>
       </w:hyperlink>
     </w:p>
@@ -325,7 +325,7 @@
           <w:color w:val="888888"/>
           <w:sz w:val="24"/>
         </w:rPr>
-        <w:t>如何用好 GPT-6 系列 AI 模型？OpenAI 放出指南，教你选模型、优化提示词等</w:t>
+        <w:t>爱彼迎 Airbnb 民宿房东利用 AI 图片勒索房客要求其支付维修费，后者利用水印检测器成功识破</w:t>
       </w:r>
     </w:p>
     <w:p>
@@ -335,7 +335,7 @@
           <w:color w:val="888888"/>
           <w:sz w:val="18"/>
         </w:rPr>
-        <w:t>来源:IT之家 | 时间:10-03 13:33</w:t>
+        <w:t>来源:IT之家 | 时间:10-03 15:05</w:t>
       </w:r>
     </w:p>
     <w:p>
@@ -352,262 +352,7 @@
             <w:color w:val="0563C1"/>
             <w:u w:val="single"/>
           </w:rPr>
-          <w:t>如何用好 GPT-6 系列 AI 模型？OpenAI 放出指南，教你选模型、优化提示词等</w:t>
-        </w:r>
-      </w:hyperlink>
-    </w:p>
-    <w:p>
-      <w:pPr>
-        <w:pStyle w:val="Heading3"/>
-      </w:pPr>
-      <w:r>
-        <w:rPr>
-          <w:rFonts w:ascii="Times New Roman" w:hAnsi="Times New Roman" w:eastAsia="黑体"/>
-          <w:b w:val="0"/>
-          <w:color w:val="888888"/>
-          <w:sz w:val="24"/>
-        </w:rPr>
-        <w:t>【C级·参考】</w:t>
-      </w:r>
-      <w:r>
-        <w:rPr>
-          <w:rFonts w:ascii="Times New Roman" w:hAnsi="Times New Roman" w:eastAsia="黑体"/>
-          <w:b w:val="0"/>
-          <w:color w:val="888888"/>
-          <w:sz w:val="24"/>
-        </w:rPr>
-        <w:t>OpenAI 自研 AI 芯片 Jalapeño ASIC 量产部署，因“务实”选择搭配 AMD Turin</w:t>
-      </w:r>
-    </w:p>
-    <w:p>
-      <w:r>
-        <w:rPr>
-          <w:rFonts w:ascii="Times New Roman" w:hAnsi="Times New Roman" w:eastAsia="宋体"/>
-          <w:color w:val="888888"/>
-          <w:sz w:val="18"/>
-        </w:rPr>
-        <w:t>来源:IT之家 | 时间:10-03 12:38</w:t>
-      </w:r>
-    </w:p>
-    <w:p>
-      <w:r>
-        <w:rPr>
-          <w:rFonts w:ascii="Times New Roman" w:hAnsi="Times New Roman" w:eastAsia="宋体"/>
-          <w:sz w:val="18"/>
-        </w:rPr>
-        <w:t>链接:</w:t>
-      </w:r>
-      <w:hyperlink r:id="rId15">
-        <w:r>
-          <w:rPr>
-            <w:color w:val="0563C1"/>
-            <w:u w:val="single"/>
-          </w:rPr>
-          <w:t>OpenAI 自研 AI 芯片 Jalapeño ASIC 量产部署，因“务实”选择搭配 AMD Turin</w:t>
-        </w:r>
-      </w:hyperlink>
-    </w:p>
-    <w:p>
-      <w:pPr>
-        <w:pStyle w:val="Heading3"/>
-      </w:pPr>
-      <w:r>
-        <w:rPr>
-          <w:rFonts w:ascii="Times New Roman" w:hAnsi="Times New Roman" w:eastAsia="黑体"/>
-          <w:b w:val="0"/>
-          <w:color w:val="888888"/>
-          <w:sz w:val="24"/>
-        </w:rPr>
-        <w:t>【C级·参考】</w:t>
-      </w:r>
-      <w:r>
-        <w:rPr>
-          <w:rFonts w:ascii="Times New Roman" w:hAnsi="Times New Roman" w:eastAsia="黑体"/>
-          <w:b w:val="0"/>
-          <w:color w:val="888888"/>
-          <w:sz w:val="24"/>
-        </w:rPr>
-        <w:t>消息称亚马逊考虑剥离并回租 80 亿美元英伟达 Grace Blackwell AI 芯片</w:t>
-      </w:r>
-    </w:p>
-    <w:p>
-      <w:r>
-        <w:rPr>
-          <w:rFonts w:ascii="Times New Roman" w:hAnsi="Times New Roman" w:eastAsia="宋体"/>
-          <w:color w:val="888888"/>
-          <w:sz w:val="18"/>
-        </w:rPr>
-        <w:t>来源:IT之家 | 时间:10-03 10:27</w:t>
-      </w:r>
-    </w:p>
-    <w:p>
-      <w:r>
-        <w:rPr>
-          <w:rFonts w:ascii="Times New Roman" w:hAnsi="Times New Roman" w:eastAsia="宋体"/>
-          <w:sz w:val="18"/>
-        </w:rPr>
-        <w:t>链接:</w:t>
-      </w:r>
-      <w:hyperlink r:id="rId16">
-        <w:r>
-          <w:rPr>
-            <w:color w:val="0563C1"/>
-            <w:u w:val="single"/>
-          </w:rPr>
-          <w:t>消息称亚马逊考虑剥离并回租 80 亿美元英伟达 Grace Blackwell AI 芯片</w:t>
-        </w:r>
-      </w:hyperlink>
-    </w:p>
-    <w:p>
-      <w:pPr>
-        <w:pStyle w:val="Heading3"/>
-      </w:pPr>
-      <w:r>
-        <w:rPr>
-          <w:rFonts w:ascii="Times New Roman" w:hAnsi="Times New Roman" w:eastAsia="黑体"/>
-          <w:b w:val="0"/>
-          <w:color w:val="888888"/>
-          <w:sz w:val="24"/>
-        </w:rPr>
-        <w:t>【C级·参考】</w:t>
-      </w:r>
-      <w:r>
-        <w:rPr>
-          <w:rFonts w:ascii="Times New Roman" w:hAnsi="Times New Roman" w:eastAsia="黑体"/>
-          <w:b w:val="0"/>
-          <w:color w:val="888888"/>
-          <w:sz w:val="24"/>
-        </w:rPr>
-        <w:t>OpenAI 披露：澳大利亚又一政府机构遭失控智能体入侵</w:t>
-      </w:r>
-    </w:p>
-    <w:p>
-      <w:r>
-        <w:rPr>
-          <w:rFonts w:ascii="Times New Roman" w:hAnsi="Times New Roman" w:eastAsia="宋体"/>
-          <w:color w:val="888888"/>
-          <w:sz w:val="18"/>
-        </w:rPr>
-        <w:t>来源:IT之家 | 时间:10-03 08:57</w:t>
-      </w:r>
-    </w:p>
-    <w:p>
-      <w:r>
-        <w:rPr>
-          <w:rFonts w:ascii="Times New Roman" w:hAnsi="Times New Roman" w:eastAsia="宋体"/>
-          <w:sz w:val="18"/>
-        </w:rPr>
-        <w:t>链接:</w:t>
-      </w:r>
-      <w:hyperlink r:id="rId17">
-        <w:r>
-          <w:rPr>
-            <w:color w:val="0563C1"/>
-            <w:u w:val="single"/>
-          </w:rPr>
-          <w:t>OpenAI 披露：澳大利亚又一政府机构遭失控智能体入侵</w:t>
-        </w:r>
-      </w:hyperlink>
-    </w:p>
-    <w:p>
-      <w:pPr>
-        <w:pStyle w:val="Heading3"/>
-      </w:pPr>
-      <w:r>
-        <w:rPr>
-          <w:rFonts w:ascii="Times New Roman" w:hAnsi="Times New Roman" w:eastAsia="黑体"/>
-          <w:b w:val="0"/>
-          <w:color w:val="888888"/>
-          <w:sz w:val="24"/>
-        </w:rPr>
-        <w:t>【C级·参考】</w:t>
-      </w:r>
-      <w:r>
-        <w:rPr>
-          <w:rFonts w:ascii="Times New Roman" w:hAnsi="Times New Roman" w:eastAsia="黑体"/>
-          <w:b w:val="0"/>
-          <w:color w:val="888888"/>
-          <w:sz w:val="24"/>
-        </w:rPr>
-        <w:t>特朗普提出将“AI”改称“SI”后，斯洛文尼亚“.si”域名注册量环比暴增 2100%</w:t>
-      </w:r>
-    </w:p>
-    <w:p>
-      <w:r>
-        <w:rPr>
-          <w:rFonts w:ascii="Times New Roman" w:hAnsi="Times New Roman" w:eastAsia="宋体"/>
-          <w:color w:val="888888"/>
-          <w:sz w:val="18"/>
-        </w:rPr>
-        <w:t>来源:IT之家 | 时间:10-03 08:32</w:t>
-      </w:r>
-    </w:p>
-    <w:p>
-      <w:r>
-        <w:rPr>
-          <w:rFonts w:ascii="Times New Roman" w:hAnsi="Times New Roman" w:eastAsia="宋体"/>
-          <w:sz w:val="18"/>
-        </w:rPr>
-        <w:t>链接:</w:t>
-      </w:r>
-      <w:hyperlink r:id="rId18">
-        <w:r>
-          <w:rPr>
-            <w:color w:val="0563C1"/>
-            <w:u w:val="single"/>
-          </w:rPr>
-          <w:t>特朗普提出将“AI”改称“SI”后，斯洛文尼亚“.si”域名注册量环比暴增 2100%</w:t>
-        </w:r>
-      </w:hyperlink>
-    </w:p>
-    <w:p>
-      <w:pPr>
-        <w:pStyle w:val="Heading3"/>
-      </w:pPr>
-      <w:r>
-        <w:rPr>
-          <w:rFonts w:ascii="Times New Roman" w:hAnsi="Times New Roman" w:eastAsia="黑体"/>
-          <w:b w:val="0"/>
-          <w:color w:val="888888"/>
-          <w:sz w:val="24"/>
-        </w:rPr>
-        <w:t>【C级·参考】</w:t>
-      </w:r>
-      <w:r>
-        <w:rPr>
-          <w:rFonts w:ascii="Times New Roman" w:hAnsi="Times New Roman" w:eastAsia="黑体"/>
-          <w:b w:val="0"/>
-          <w:color w:val="888888"/>
-          <w:sz w:val="24"/>
-        </w:rPr>
-        <w:t>微软 CEO 纳德拉重申 Copilot AI 定位：面向工作的新操作系统</w:t>
-      </w:r>
-    </w:p>
-    <w:p>
-      <w:r>
-        <w:rPr>
-          <w:rFonts w:ascii="Times New Roman" w:hAnsi="Times New Roman" w:eastAsia="宋体"/>
-          <w:color w:val="888888"/>
-          <w:sz w:val="18"/>
-        </w:rPr>
-        <w:t>来源:IT之家 | 时间:10-03 08:10</w:t>
-      </w:r>
-    </w:p>
-    <w:p>
-      <w:r>
-        <w:rPr>
-          <w:rFonts w:ascii="Times New Roman" w:hAnsi="Times New Roman" w:eastAsia="宋体"/>
-          <w:sz w:val="18"/>
-        </w:rPr>
-        <w:t>链接:</w:t>
-      </w:r>
-      <w:hyperlink r:id="rId19">
-        <w:r>
-          <w:rPr>
-            <w:color w:val="0563C1"/>
-            <w:u w:val="single"/>
-          </w:rPr>
-          <w:t>微软 CEO 纳德拉重申 Copilot AI 定位：面向工作的新操作系统</w:t>
+          <w:t>爱彼迎 Airbnb 民宿房东利用 AI 图片勒索房客要求其支付维修费，后者利用水印检测器成功识破</w:t>
         </w:r>
       </w:hyperlink>
     </w:p>
@@ -652,7 +397,7 @@
         </w:rPr>
         <w:t>链接:</w:t>
       </w:r>
-      <w:hyperlink r:id="rId20">
+      <w:hyperlink r:id="rId15">
         <w:r>
           <w:rPr>
             <w:color w:val="0563C1"/>
@@ -703,7 +448,7 @@
         </w:rPr>
         <w:t>链接:</w:t>
       </w:r>
-      <w:hyperlink r:id="rId21">
+      <w:hyperlink r:id="rId16">
         <w:r>
           <w:rPr>
             <w:color w:val="0563C1"/>
@@ -754,7 +499,7 @@
         </w:rPr>
         <w:t>链接:</w:t>
       </w:r>
-      <w:hyperlink r:id="rId22">
+      <w:hyperlink r:id="rId17">
         <w:r>
           <w:rPr>
             <w:color w:val="0563C1"/>
@@ -805,7 +550,7 @@
         </w:rPr>
         <w:t>链接:</w:t>
       </w:r>
-      <w:hyperlink r:id="rId23">
+      <w:hyperlink r:id="rId18">
         <w:r>
           <w:rPr>
             <w:color w:val="0563C1"/>
@@ -856,64 +601,13 @@
         </w:rPr>
         <w:t>链接:</w:t>
       </w:r>
-      <w:hyperlink r:id="rId24">
+      <w:hyperlink r:id="rId19">
         <w:r>
           <w:rPr>
             <w:color w:val="0563C1"/>
             <w:u w:val="single"/>
           </w:rPr>
           <w:t>Venice’s failed war against Constantinople led to the first bond market</w:t>
-        </w:r>
-      </w:hyperlink>
-    </w:p>
-    <w:p>
-      <w:pPr>
-        <w:pStyle w:val="Heading3"/>
-      </w:pPr>
-      <w:r>
-        <w:rPr>
-          <w:rFonts w:ascii="Times New Roman" w:hAnsi="Times New Roman" w:eastAsia="黑体"/>
-          <w:b w:val="0"/>
-          <w:color w:val="888888"/>
-          <w:sz w:val="24"/>
-        </w:rPr>
-        <w:t>【C级·参考】</w:t>
-      </w:r>
-      <w:r>
-        <w:rPr>
-          <w:rFonts w:ascii="Times New Roman" w:hAnsi="Times New Roman" w:eastAsia="黑体"/>
-          <w:b w:val="0"/>
-          <w:color w:val="888888"/>
-          <w:sz w:val="24"/>
-        </w:rPr>
-        <w:t>极米MemoMind One AI眼镜明日线下首发</w:t>
-      </w:r>
-    </w:p>
-    <w:p>
-      <w:r>
-        <w:rPr>
-          <w:rFonts w:ascii="Times New Roman" w:hAnsi="Times New Roman" w:eastAsia="宋体"/>
-          <w:color w:val="888888"/>
-          <w:sz w:val="18"/>
-        </w:rPr>
-        <w:t>来源:Bing新闻 | 时间:10-02 16:32</w:t>
-      </w:r>
-    </w:p>
-    <w:p>
-      <w:r>
-        <w:rPr>
-          <w:rFonts w:ascii="Times New Roman" w:hAnsi="Times New Roman" w:eastAsia="宋体"/>
-          <w:sz w:val="18"/>
-        </w:rPr>
-        <w:t>链接:</w:t>
-      </w:r>
-      <w:hyperlink r:id="rId25">
-        <w:r>
-          <w:rPr>
-            <w:color w:val="0563C1"/>
-            <w:u w:val="single"/>
-          </w:rPr>
-          <w:t>极米MemoMind One AI眼镜明日线下首发</w:t>
         </w:r>
       </w:hyperlink>
     </w:p>
@@ -958,7 +652,7 @@
         </w:rPr>
         <w:t>链接:</w:t>
       </w:r>
-      <w:hyperlink r:id="rId26">
+      <w:hyperlink r:id="rId20">
         <w:r>
           <w:rPr>
             <w:color w:val="0563C1"/>
@@ -1009,7 +703,7 @@
         </w:rPr>
         <w:t>链接:</w:t>
       </w:r>
-      <w:hyperlink r:id="rId27">
+      <w:hyperlink r:id="rId21">
         <w:r>
           <w:rPr>
             <w:color w:val="0563C1"/>
@@ -1060,7 +754,7 @@
         </w:rPr>
         <w:t>链接:</w:t>
       </w:r>
-      <w:hyperlink r:id="rId28">
+      <w:hyperlink r:id="rId22">
         <w:r>
           <w:rPr>
             <w:color w:val="0563C1"/>
@@ -1083,55 +777,9 @@
       </w:r>
     </w:p>
     <w:p>
-      <w:pPr>
-        <w:pStyle w:val="Heading3"/>
-      </w:pPr>
       <w:r>
-        <w:rPr>
-          <w:rFonts w:ascii="Times New Roman" w:hAnsi="Times New Roman" w:eastAsia="黑体"/>
-          <w:b w:val="0"/>
-          <w:color w:val="888888"/>
-          <w:sz w:val="24"/>
-        </w:rPr>
-        <w:t>【C级·参考】</w:t>
+        <w:t>本线口暂无重要更新</w:t>
       </w:r>
-      <w:r>
-        <w:rPr>
-          <w:rFonts w:ascii="Times New Roman" w:hAnsi="Times New Roman" w:eastAsia="黑体"/>
-          <w:b w:val="0"/>
-          <w:color w:val="888888"/>
-          <w:sz w:val="24"/>
-        </w:rPr>
-        <w:t>曝美国陆军着手组建自主系统司令部，推动机器人技术进入未来战争</w:t>
-      </w:r>
-    </w:p>
-    <w:p>
-      <w:r>
-        <w:rPr>
-          <w:rFonts w:ascii="Times New Roman" w:hAnsi="Times New Roman" w:eastAsia="宋体"/>
-          <w:color w:val="888888"/>
-          <w:sz w:val="18"/>
-        </w:rPr>
-        <w:t>来源:IT之家 | 时间:10-03 12:19</w:t>
-      </w:r>
-    </w:p>
-    <w:p>
-      <w:r>
-        <w:rPr>
-          <w:rFonts w:ascii="Times New Roman" w:hAnsi="Times New Roman" w:eastAsia="宋体"/>
-          <w:sz w:val="18"/>
-        </w:rPr>
-        <w:t>链接:</w:t>
-      </w:r>
-      <w:hyperlink r:id="rId29">
-        <w:r>
-          <w:rPr>
-            <w:color w:val="0563C1"/>
-            <w:u w:val="single"/>
-          </w:rPr>
-          <w:t>曝美国陆军着手组建自主系统司令部，推动机器人技术进入未来战争</w:t>
-        </w:r>
-      </w:hyperlink>
     </w:p>
     <w:p>
       <w:pPr>
@@ -1146,55 +794,9 @@
       </w:r>
     </w:p>
     <w:p>
-      <w:pPr>
-        <w:pStyle w:val="Heading3"/>
-      </w:pPr>
       <w:r>
-        <w:rPr>
-          <w:rFonts w:ascii="Times New Roman" w:hAnsi="Times New Roman" w:eastAsia="黑体"/>
-          <w:b w:val="0"/>
-          <w:color w:val="888888"/>
-          <w:sz w:val="24"/>
-        </w:rPr>
-        <w:t>【C级·参考】</w:t>
+        <w:t>本线口暂无重要更新</w:t>
       </w:r>
-      <w:r>
-        <w:rPr>
-          <w:rFonts w:ascii="Times New Roman" w:hAnsi="Times New Roman" w:eastAsia="黑体"/>
-          <w:b w:val="0"/>
-          <w:color w:val="888888"/>
-          <w:sz w:val="24"/>
-        </w:rPr>
-        <w:t>华为乾崑智驾累计辅助驾驶里程突破 160 亿公里</w:t>
-      </w:r>
-    </w:p>
-    <w:p>
-      <w:r>
-        <w:rPr>
-          <w:rFonts w:ascii="Times New Roman" w:hAnsi="Times New Roman" w:eastAsia="宋体"/>
-          <w:color w:val="888888"/>
-          <w:sz w:val="18"/>
-        </w:rPr>
-        <w:t>来源:IT之家 | 时间:10-03 10:24</w:t>
-      </w:r>
-    </w:p>
-    <w:p>
-      <w:r>
-        <w:rPr>
-          <w:rFonts w:ascii="Times New Roman" w:hAnsi="Times New Roman" w:eastAsia="宋体"/>
-          <w:sz w:val="18"/>
-        </w:rPr>
-        <w:t>链接:</w:t>
-      </w:r>
-      <w:hyperlink r:id="rId30">
-        <w:r>
-          <w:rPr>
-            <w:color w:val="0563C1"/>
-            <w:u w:val="single"/>
-          </w:rPr>
-          <w:t>华为乾崑智驾累计辅助驾驶里程突破 160 亿公里</w:t>
-        </w:r>
-      </w:hyperlink>
     </w:p>
     <w:p>
       <w:pPr>
@@ -1245,7 +847,7 @@
           <w:color w:val="888888"/>
           <w:sz w:val="24"/>
         </w:rPr>
-        <w:t>曝索尼重启《捉猴啦》，沉寂 16 年经典游戏 IP 有望回归</w:t>
+        <w:t>小米 Vision GT 十月入驻，GT 系列游戏将首次推出电车驾驶教学</w:t>
       </w:r>
     </w:p>
     <w:p>
@@ -1255,7 +857,415 @@
           <w:color w:val="888888"/>
           <w:sz w:val="18"/>
         </w:rPr>
-        <w:t>来源:IT之家 | 时间:10-03 09:35</w:t>
+        <w:t>来源:IT之家 | 时间:10-03 20:26</w:t>
+      </w:r>
+    </w:p>
+    <w:p>
+      <w:r>
+        <w:rPr>
+          <w:rFonts w:ascii="Times New Roman" w:hAnsi="Times New Roman" w:eastAsia="宋体"/>
+          <w:sz w:val="18"/>
+        </w:rPr>
+        <w:t>链接:</w:t>
+      </w:r>
+      <w:hyperlink r:id="rId23">
+        <w:r>
+          <w:rPr>
+            <w:color w:val="0563C1"/>
+            <w:u w:val="single"/>
+          </w:rPr>
+          <w:t>小米 Vision GT 十月入驻，GT 系列游戏将首次推出电车驾驶教学</w:t>
+        </w:r>
+      </w:hyperlink>
+    </w:p>
+    <w:p>
+      <w:pPr>
+        <w:pStyle w:val="Heading3"/>
+      </w:pPr>
+      <w:r>
+        <w:rPr>
+          <w:rFonts w:ascii="Times New Roman" w:hAnsi="Times New Roman" w:eastAsia="黑体"/>
+          <w:b w:val="0"/>
+          <w:color w:val="888888"/>
+          <w:sz w:val="24"/>
+        </w:rPr>
+        <w:t>【C级·参考】</w:t>
+      </w:r>
+      <w:r>
+        <w:rPr>
+          <w:rFonts w:ascii="Times New Roman" w:hAnsi="Times New Roman" w:eastAsia="黑体"/>
+          <w:b w:val="0"/>
+          <w:color w:val="888888"/>
+          <w:sz w:val="24"/>
+        </w:rPr>
+        <w:t>外媒试玩 VR 游戏《新世纪福音战士：ΔCROSS REFLECTIONS》：线性叙事结构、支持体感战斗</w:t>
+      </w:r>
+    </w:p>
+    <w:p>
+      <w:r>
+        <w:rPr>
+          <w:rFonts w:ascii="Times New Roman" w:hAnsi="Times New Roman" w:eastAsia="宋体"/>
+          <w:color w:val="888888"/>
+          <w:sz w:val="18"/>
+        </w:rPr>
+        <w:t>来源:IT之家 | 时间:10-03 19:15</w:t>
+      </w:r>
+    </w:p>
+    <w:p>
+      <w:r>
+        <w:rPr>
+          <w:rFonts w:ascii="Times New Roman" w:hAnsi="Times New Roman" w:eastAsia="宋体"/>
+          <w:sz w:val="18"/>
+        </w:rPr>
+        <w:t>链接:</w:t>
+      </w:r>
+      <w:hyperlink r:id="rId24">
+        <w:r>
+          <w:rPr>
+            <w:color w:val="0563C1"/>
+            <w:u w:val="single"/>
+          </w:rPr>
+          <w:t>外媒试玩 VR 游戏《新世纪福音战士：ΔCROSS REFLECTIONS》：线性叙事结构、支持体感战斗</w:t>
+        </w:r>
+      </w:hyperlink>
+    </w:p>
+    <w:p>
+      <w:pPr>
+        <w:pStyle w:val="Heading3"/>
+      </w:pPr>
+      <w:r>
+        <w:rPr>
+          <w:rFonts w:ascii="Times New Roman" w:hAnsi="Times New Roman" w:eastAsia="黑体"/>
+          <w:b w:val="0"/>
+          <w:color w:val="888888"/>
+          <w:sz w:val="24"/>
+        </w:rPr>
+        <w:t>【C级·参考】</w:t>
+      </w:r>
+      <w:r>
+        <w:rPr>
+          <w:rFonts w:ascii="Times New Roman" w:hAnsi="Times New Roman" w:eastAsia="黑体"/>
+          <w:b w:val="0"/>
+          <w:color w:val="888888"/>
+          <w:sz w:val="24"/>
+        </w:rPr>
+        <w:t>《黄金矿工：派对狂欢》将于 11 月 17 日登陆 Steam，支持 2–6 人多人在线游戏</w:t>
+      </w:r>
+    </w:p>
+    <w:p>
+      <w:r>
+        <w:rPr>
+          <w:rFonts w:ascii="Times New Roman" w:hAnsi="Times New Roman" w:eastAsia="宋体"/>
+          <w:color w:val="888888"/>
+          <w:sz w:val="18"/>
+        </w:rPr>
+        <w:t>来源:IT之家 | 时间:10-03 17:42</w:t>
+      </w:r>
+    </w:p>
+    <w:p>
+      <w:r>
+        <w:rPr>
+          <w:rFonts w:ascii="Times New Roman" w:hAnsi="Times New Roman" w:eastAsia="宋体"/>
+          <w:sz w:val="18"/>
+        </w:rPr>
+        <w:t>链接:</w:t>
+      </w:r>
+      <w:hyperlink r:id="rId25">
+        <w:r>
+          <w:rPr>
+            <w:color w:val="0563C1"/>
+            <w:u w:val="single"/>
+          </w:rPr>
+          <w:t>《黄金矿工：派对狂欢》将于 11 月 17 日登陆 Steam，支持 2–6 人多人在线游戏</w:t>
+        </w:r>
+      </w:hyperlink>
+    </w:p>
+    <w:p>
+      <w:pPr>
+        <w:pStyle w:val="Heading3"/>
+      </w:pPr>
+      <w:r>
+        <w:rPr>
+          <w:rFonts w:ascii="Times New Roman" w:hAnsi="Times New Roman" w:eastAsia="黑体"/>
+          <w:b w:val="0"/>
+          <w:color w:val="888888"/>
+          <w:sz w:val="24"/>
+        </w:rPr>
+        <w:t>【C级·参考】</w:t>
+      </w:r>
+      <w:r>
+        <w:rPr>
+          <w:rFonts w:ascii="Times New Roman" w:hAnsi="Times New Roman" w:eastAsia="黑体"/>
+          <w:b w:val="0"/>
+          <w:color w:val="888888"/>
+          <w:sz w:val="24"/>
+        </w:rPr>
+        <w:t>小米 Vision GT 十月即将正式入驻 Gran Turismo 7，成为游戏史上的首台中国 Vision GT</w:t>
+      </w:r>
+    </w:p>
+    <w:p>
+      <w:r>
+        <w:rPr>
+          <w:rFonts w:ascii="Times New Roman" w:hAnsi="Times New Roman" w:eastAsia="宋体"/>
+          <w:color w:val="888888"/>
+          <w:sz w:val="18"/>
+        </w:rPr>
+        <w:t>来源:IT之家 | 时间:10-03 17:29</w:t>
+      </w:r>
+    </w:p>
+    <w:p>
+      <w:r>
+        <w:rPr>
+          <w:rFonts w:ascii="Times New Roman" w:hAnsi="Times New Roman" w:eastAsia="宋体"/>
+          <w:sz w:val="18"/>
+        </w:rPr>
+        <w:t>链接:</w:t>
+      </w:r>
+      <w:hyperlink r:id="rId26">
+        <w:r>
+          <w:rPr>
+            <w:color w:val="0563C1"/>
+            <w:u w:val="single"/>
+          </w:rPr>
+          <w:t>小米 Vision GT 十月即将正式入驻 Gran Turismo 7，成为游戏史上的首台中国 Vision GT</w:t>
+        </w:r>
+      </w:hyperlink>
+    </w:p>
+    <w:p>
+      <w:pPr>
+        <w:pStyle w:val="Heading3"/>
+      </w:pPr>
+      <w:r>
+        <w:rPr>
+          <w:rFonts w:ascii="Times New Roman" w:hAnsi="Times New Roman" w:eastAsia="黑体"/>
+          <w:b w:val="0"/>
+          <w:color w:val="888888"/>
+          <w:sz w:val="24"/>
+        </w:rPr>
+        <w:t>【C级·参考】</w:t>
+      </w:r>
+      <w:r>
+        <w:rPr>
+          <w:rFonts w:ascii="Times New Roman" w:hAnsi="Times New Roman" w:eastAsia="黑体"/>
+          <w:b w:val="0"/>
+          <w:color w:val="888888"/>
+          <w:sz w:val="24"/>
+        </w:rPr>
+        <w:t>《人类一败涂地》团队 VR 游戏新作《小小羊群》发售：Steam 国区首发价 ¥57.67，支持中文</w:t>
+      </w:r>
+    </w:p>
+    <w:p>
+      <w:r>
+        <w:rPr>
+          <w:rFonts w:ascii="Times New Roman" w:hAnsi="Times New Roman" w:eastAsia="宋体"/>
+          <w:color w:val="888888"/>
+          <w:sz w:val="18"/>
+        </w:rPr>
+        <w:t>来源:IT之家 | 时间:10-03 16:04</w:t>
+      </w:r>
+    </w:p>
+    <w:p>
+      <w:r>
+        <w:rPr>
+          <w:rFonts w:ascii="Times New Roman" w:hAnsi="Times New Roman" w:eastAsia="宋体"/>
+          <w:sz w:val="18"/>
+        </w:rPr>
+        <w:t>链接:</w:t>
+      </w:r>
+      <w:hyperlink r:id="rId27">
+        <w:r>
+          <w:rPr>
+            <w:color w:val="0563C1"/>
+            <w:u w:val="single"/>
+          </w:rPr>
+          <w:t>《人类一败涂地》团队 VR 游戏新作《小小羊群》发售：Steam 国区首发价 ¥57.67，支持中文</w:t>
+        </w:r>
+      </w:hyperlink>
+    </w:p>
+    <w:p>
+      <w:pPr>
+        <w:pStyle w:val="Heading3"/>
+      </w:pPr>
+      <w:r>
+        <w:rPr>
+          <w:rFonts w:ascii="Times New Roman" w:hAnsi="Times New Roman" w:eastAsia="黑体"/>
+          <w:b w:val="0"/>
+          <w:color w:val="888888"/>
+          <w:sz w:val="24"/>
+        </w:rPr>
+        <w:t>【C级·参考】</w:t>
+      </w:r>
+      <w:r>
+        <w:rPr>
+          <w:rFonts w:ascii="Times New Roman" w:hAnsi="Times New Roman" w:eastAsia="黑体"/>
+          <w:b w:val="0"/>
+          <w:color w:val="888888"/>
+          <w:sz w:val="24"/>
+        </w:rPr>
+        <w:t>游戏《战地风云 6》Steam 国区永久降价：268 元起 → 198 元起（叠加折扣到手价 99 元起）</w:t>
+      </w:r>
+    </w:p>
+    <w:p>
+      <w:r>
+        <w:rPr>
+          <w:rFonts w:ascii="Times New Roman" w:hAnsi="Times New Roman" w:eastAsia="宋体"/>
+          <w:color w:val="888888"/>
+          <w:sz w:val="18"/>
+        </w:rPr>
+        <w:t>来源:IT之家 | 时间:10-03 15:57</w:t>
+      </w:r>
+    </w:p>
+    <w:p>
+      <w:r>
+        <w:rPr>
+          <w:rFonts w:ascii="Times New Roman" w:hAnsi="Times New Roman" w:eastAsia="宋体"/>
+          <w:sz w:val="18"/>
+        </w:rPr>
+        <w:t>链接:</w:t>
+      </w:r>
+      <w:hyperlink r:id="rId28">
+        <w:r>
+          <w:rPr>
+            <w:color w:val="0563C1"/>
+            <w:u w:val="single"/>
+          </w:rPr>
+          <w:t>游戏《战地风云 6》Steam 国区永久降价：268 元起 → 198 元起（叠加折扣到手价 99 元起）</w:t>
+        </w:r>
+      </w:hyperlink>
+    </w:p>
+    <w:p>
+      <w:pPr>
+        <w:pStyle w:val="Heading3"/>
+      </w:pPr>
+      <w:r>
+        <w:rPr>
+          <w:rFonts w:ascii="Times New Roman" w:hAnsi="Times New Roman" w:eastAsia="黑体"/>
+          <w:b w:val="0"/>
+          <w:color w:val="888888"/>
+          <w:sz w:val="24"/>
+        </w:rPr>
+        <w:t>【C级·参考】</w:t>
+      </w:r>
+      <w:r>
+        <w:rPr>
+          <w:rFonts w:ascii="Times New Roman" w:hAnsi="Times New Roman" w:eastAsia="黑体"/>
+          <w:b w:val="0"/>
+          <w:color w:val="888888"/>
+          <w:sz w:val="24"/>
+        </w:rPr>
+        <w:t>买二手 CPU 送“封号套餐”：玩家《无畏契约》游戏账号及电脑整机硬件被 Riot 连坐永封</w:t>
+      </w:r>
+    </w:p>
+    <w:p>
+      <w:r>
+        <w:rPr>
+          <w:rFonts w:ascii="Times New Roman" w:hAnsi="Times New Roman" w:eastAsia="宋体"/>
+          <w:color w:val="888888"/>
+          <w:sz w:val="18"/>
+        </w:rPr>
+        <w:t>来源:IT之家 | 时间:10-03 15:47</w:t>
+      </w:r>
+    </w:p>
+    <w:p>
+      <w:r>
+        <w:rPr>
+          <w:rFonts w:ascii="Times New Roman" w:hAnsi="Times New Roman" w:eastAsia="宋体"/>
+          <w:sz w:val="18"/>
+        </w:rPr>
+        <w:t>链接:</w:t>
+      </w:r>
+      <w:hyperlink r:id="rId29">
+        <w:r>
+          <w:rPr>
+            <w:color w:val="0563C1"/>
+            <w:u w:val="single"/>
+          </w:rPr>
+          <w:t>买二手 CPU 送“封号套餐”：玩家《无畏契约》游戏账号及电脑整机硬件被 Riot 连坐永封</w:t>
+        </w:r>
+      </w:hyperlink>
+    </w:p>
+    <w:p>
+      <w:pPr>
+        <w:pStyle w:val="Heading3"/>
+      </w:pPr>
+      <w:r>
+        <w:rPr>
+          <w:rFonts w:ascii="Times New Roman" w:hAnsi="Times New Roman" w:eastAsia="黑体"/>
+          <w:b w:val="0"/>
+          <w:color w:val="888888"/>
+          <w:sz w:val="24"/>
+        </w:rPr>
+        <w:t>【C级·参考】</w:t>
+      </w:r>
+      <w:r>
+        <w:rPr>
+          <w:rFonts w:ascii="Times New Roman" w:hAnsi="Times New Roman" w:eastAsia="黑体"/>
+          <w:b w:val="0"/>
+          <w:color w:val="888888"/>
+          <w:sz w:val="24"/>
+        </w:rPr>
+        <w:t>华为 Mate 90 系列手机首发实装游戏助手弹幕通知功能，支持速度、大小等自定义设置</w:t>
+      </w:r>
+    </w:p>
+    <w:p>
+      <w:r>
+        <w:rPr>
+          <w:rFonts w:ascii="Times New Roman" w:hAnsi="Times New Roman" w:eastAsia="宋体"/>
+          <w:color w:val="888888"/>
+          <w:sz w:val="18"/>
+        </w:rPr>
+        <w:t>来源:IT之家 | 时间:10-03 15:21</w:t>
+      </w:r>
+    </w:p>
+    <w:p>
+      <w:r>
+        <w:rPr>
+          <w:rFonts w:ascii="Times New Roman" w:hAnsi="Times New Roman" w:eastAsia="宋体"/>
+          <w:sz w:val="18"/>
+        </w:rPr>
+        <w:t>链接:</w:t>
+      </w:r>
+      <w:hyperlink r:id="rId30">
+        <w:r>
+          <w:rPr>
+            <w:color w:val="0563C1"/>
+            <w:u w:val="single"/>
+          </w:rPr>
+          <w:t>华为 Mate 90 系列手机首发实装游戏助手弹幕通知功能，支持速度、大小等自定义设置</w:t>
+        </w:r>
+      </w:hyperlink>
+    </w:p>
+    <w:p>
+      <w:pPr>
+        <w:pStyle w:val="Heading3"/>
+      </w:pPr>
+      <w:r>
+        <w:rPr>
+          <w:rFonts w:ascii="Times New Roman" w:hAnsi="Times New Roman" w:eastAsia="黑体"/>
+          <w:b w:val="0"/>
+          <w:color w:val="888888"/>
+          <w:sz w:val="24"/>
+        </w:rPr>
+        <w:t>【C级·参考】</w:t>
+      </w:r>
+      <w:r>
+        <w:rPr>
+          <w:rFonts w:ascii="Times New Roman" w:hAnsi="Times New Roman" w:eastAsia="黑体"/>
+          <w:b w:val="0"/>
+          <w:color w:val="888888"/>
+          <w:sz w:val="24"/>
+        </w:rPr>
+        <w:t>官方遏制索尼 PS5 破解：想玩《GTA 6》就得为游戏机更新 14.10.00 最新固件</w:t>
+      </w:r>
+    </w:p>
+    <w:p>
+      <w:r>
+        <w:rPr>
+          <w:rFonts w:ascii="Times New Roman" w:hAnsi="Times New Roman" w:eastAsia="宋体"/>
+          <w:color w:val="888888"/>
+          <w:sz w:val="18"/>
+        </w:rPr>
+        <w:t>来源:IT之家 | 时间:10-03 15:21</w:t>
       </w:r>
     </w:p>
     <w:p>
@@ -1272,7 +1282,160 @@
             <w:color w:val="0563C1"/>
             <w:u w:val="single"/>
           </w:rPr>
-          <w:t>曝索尼重启《捉猴啦》，沉寂 16 年经典游戏 IP 有望回归</w:t>
+          <w:t>官方遏制索尼 PS5 破解：想玩《GTA 6》就得为游戏机更新 14.10.00 最新固件</w:t>
+        </w:r>
+      </w:hyperlink>
+    </w:p>
+    <w:p>
+      <w:pPr>
+        <w:pStyle w:val="Heading3"/>
+      </w:pPr>
+      <w:r>
+        <w:rPr>
+          <w:rFonts w:ascii="Times New Roman" w:hAnsi="Times New Roman" w:eastAsia="黑体"/>
+          <w:b w:val="0"/>
+          <w:color w:val="888888"/>
+          <w:sz w:val="24"/>
+        </w:rPr>
+        <w:t>【C级·参考】</w:t>
+      </w:r>
+      <w:r>
+        <w:rPr>
+          <w:rFonts w:ascii="Times New Roman" w:hAnsi="Times New Roman" w:eastAsia="黑体"/>
+          <w:b w:val="0"/>
+          <w:color w:val="888888"/>
+          <w:sz w:val="24"/>
+        </w:rPr>
+        <w:t>《天国：拯救 2》负责人希望《GTA 6》推动游戏涨价：为了行业能活下去，早该涨了</w:t>
+      </w:r>
+    </w:p>
+    <w:p>
+      <w:r>
+        <w:rPr>
+          <w:rFonts w:ascii="Times New Roman" w:hAnsi="Times New Roman" w:eastAsia="宋体"/>
+          <w:color w:val="888888"/>
+          <w:sz w:val="18"/>
+        </w:rPr>
+        <w:t>来源:IT之家 | 时间:10-03 15:10</w:t>
+      </w:r>
+    </w:p>
+    <w:p>
+      <w:r>
+        <w:rPr>
+          <w:rFonts w:ascii="Times New Roman" w:hAnsi="Times New Roman" w:eastAsia="宋体"/>
+          <w:sz w:val="18"/>
+        </w:rPr>
+        <w:t>链接:</w:t>
+      </w:r>
+      <w:hyperlink r:id="rId32">
+        <w:r>
+          <w:rPr>
+            <w:color w:val="0563C1"/>
+            <w:u w:val="single"/>
+          </w:rPr>
+          <w:t>《天国：拯救 2》负责人希望《GTA 6》推动游戏涨价：为了行业能活下去，早该涨了</w:t>
+        </w:r>
+      </w:hyperlink>
+    </w:p>
+    <w:p>
+      <w:pPr>
+        <w:pStyle w:val="Heading3"/>
+      </w:pPr>
+      <w:r>
+        <w:rPr>
+          <w:rFonts w:ascii="Times New Roman" w:hAnsi="Times New Roman" w:eastAsia="黑体"/>
+          <w:b w:val="0"/>
+          <w:color w:val="888888"/>
+          <w:sz w:val="24"/>
+        </w:rPr>
+        <w:t>【C级·参考】</w:t>
+      </w:r>
+      <w:r>
+        <w:rPr>
+          <w:rFonts w:ascii="Times New Roman" w:hAnsi="Times New Roman" w:eastAsia="黑体"/>
+          <w:b w:val="0"/>
+          <w:color w:val="888888"/>
+          <w:sz w:val="24"/>
+        </w:rPr>
+        <w:t>经典国产动作游戏《艾希》续作《艾希：续》众筹金额破 1800 万，明年 5 月 1 日发售</w:t>
+      </w:r>
+    </w:p>
+    <w:p>
+      <w:r>
+        <w:rPr>
+          <w:rFonts w:ascii="Times New Roman" w:hAnsi="Times New Roman" w:eastAsia="宋体"/>
+          <w:color w:val="888888"/>
+          <w:sz w:val="18"/>
+        </w:rPr>
+        <w:t>来源:IT之家 | 时间:10-03 14:41</w:t>
+      </w:r>
+    </w:p>
+    <w:p>
+      <w:r>
+        <w:rPr>
+          <w:rFonts w:ascii="Times New Roman" w:hAnsi="Times New Roman" w:eastAsia="宋体"/>
+          <w:sz w:val="18"/>
+        </w:rPr>
+        <w:t>链接:</w:t>
+      </w:r>
+      <w:hyperlink r:id="rId33">
+        <w:r>
+          <w:rPr>
+            <w:color w:val="0563C1"/>
+            <w:u w:val="single"/>
+          </w:rPr>
+          <w:t>经典国产动作游戏《艾希》续作《艾希：续》众筹金额破 1800 万，明年 5 月 1 日发售</w:t>
+        </w:r>
+      </w:hyperlink>
+    </w:p>
+    <w:p>
+      <w:pPr>
+        <w:pStyle w:val="Heading3"/>
+      </w:pPr>
+      <w:r>
+        <w:rPr>
+          <w:rFonts w:ascii="Times New Roman" w:hAnsi="Times New Roman" w:eastAsia="黑体"/>
+          <w:b w:val="0"/>
+          <w:color w:val="888888"/>
+          <w:sz w:val="24"/>
+        </w:rPr>
+        <w:t>【C级·参考】</w:t>
+      </w:r>
+      <w:r>
+        <w:rPr>
+          <w:rFonts w:ascii="Times New Roman" w:hAnsi="Times New Roman" w:eastAsia="黑体"/>
+          <w:b w:val="0"/>
+          <w:color w:val="888888"/>
+          <w:sz w:val="24"/>
+        </w:rPr>
+        <w:t>华硕 ROG 八爪鱼 8 电竞无线路由器现身：规格类似上代，改进使用体验</w:t>
+      </w:r>
+    </w:p>
+    <w:p>
+      <w:r>
+        <w:rPr>
+          <w:rFonts w:ascii="Times New Roman" w:hAnsi="Times New Roman" w:eastAsia="宋体"/>
+          <w:color w:val="888888"/>
+          <w:sz w:val="18"/>
+        </w:rPr>
+        <w:t>来源:IT之家 | 时间:10-03 14:38</w:t>
+      </w:r>
+    </w:p>
+    <w:p>
+      <w:r>
+        <w:rPr>
+          <w:rFonts w:ascii="Times New Roman" w:hAnsi="Times New Roman" w:eastAsia="宋体"/>
+          <w:sz w:val="18"/>
+        </w:rPr>
+        <w:t>链接:</w:t>
+      </w:r>
+      <w:hyperlink r:id="rId34">
+        <w:r>
+          <w:rPr>
+            <w:color w:val="0563C1"/>
+            <w:u w:val="single"/>
+          </w:rPr>
+          <w:t>华硕 ROG 八爪鱼 8 电竞无线路由器现身：规格类似上代，改进使用体验</w:t>
         </w:r>
       </w:hyperlink>
     </w:p>
@@ -1289,9 +1452,55 @@
       </w:r>
     </w:p>
     <w:p>
+      <w:pPr>
+        <w:pStyle w:val="Heading3"/>
+      </w:pPr>
       <w:r>
-        <w:t>本线口暂无重要更新</w:t>
+        <w:rPr>
+          <w:rFonts w:ascii="Times New Roman" w:hAnsi="Times New Roman" w:eastAsia="黑体"/>
+          <w:b w:val="0"/>
+          <w:color w:val="888888"/>
+          <w:sz w:val="24"/>
+        </w:rPr>
+        <w:t>【C级·参考】</w:t>
       </w:r>
+      <w:r>
+        <w:rPr>
+          <w:rFonts w:ascii="Times New Roman" w:hAnsi="Times New Roman" w:eastAsia="黑体"/>
+          <w:b w:val="0"/>
+          <w:color w:val="888888"/>
+          <w:sz w:val="24"/>
+        </w:rPr>
+        <w:t>泰坦军团推出“P326MV Ultra”31.5 英寸 4K 200Hz / FHD 400Hz 双模显示器：XDR 亮度 2200 尼特 + 双扬，3888 元（国补后 3499.2 元）</w:t>
+      </w:r>
+    </w:p>
+    <w:p>
+      <w:r>
+        <w:rPr>
+          <w:rFonts w:ascii="Times New Roman" w:hAnsi="Times New Roman" w:eastAsia="宋体"/>
+          <w:color w:val="888888"/>
+          <w:sz w:val="18"/>
+        </w:rPr>
+        <w:t>来源:IT之家 | 时间:10-03 20:16</w:t>
+      </w:r>
+    </w:p>
+    <w:p>
+      <w:r>
+        <w:rPr>
+          <w:rFonts w:ascii="Times New Roman" w:hAnsi="Times New Roman" w:eastAsia="宋体"/>
+          <w:sz w:val="18"/>
+        </w:rPr>
+        <w:t>链接:</w:t>
+      </w:r>
+      <w:hyperlink r:id="rId35">
+        <w:r>
+          <w:rPr>
+            <w:color w:val="0563C1"/>
+            <w:u w:val="single"/>
+          </w:rPr>
+          <w:t>泰坦军团推出“P326MV Ultra”31.5 英寸 4K 200Hz / FHD 400Hz 双模显示器：XDR 亮度 2200 尼特 + 双扬，3888 元（国补后 3499.2 元）</w:t>
+        </w:r>
+      </w:hyperlink>
     </w:p>
     <w:p>
       <w:pPr>
@@ -1319,7 +1528,7 @@
           <w:rFonts w:ascii="Times New Roman" w:hAnsi="Times New Roman" w:eastAsia="宋体"/>
           <w:sz w:val="18"/>
         </w:rPr>
-        <w:t>IT之家(60)、GameLook(0)、HackerNews(6)、Bing新闻(6)</w:t>
+        <w:t>IT之家(60)、GameLook(0)、HackerNews(6)、Bing新闻(5)</w:t>
       </w:r>
     </w:p>
     <w:p>

--- a/briefings/线口监测午报-2026-10-03.docx
+++ b/briefings/线口监测午报-2026-10-03.docx
@@ -22,7 +22,7 @@
           <w:color w:val="888888"/>
           <w:sz w:val="18"/>
         </w:rPr>
-        <w:t>监测窗口:近48小时 | 生成时间:2026-10-03 20:27</w:t>
+        <w:t>监测窗口:近48小时 | 生成时间:2026-10-03 21:18</w:t>
       </w:r>
     </w:p>
     <w:p>
@@ -386,7 +386,7 @@
           <w:color w:val="888888"/>
           <w:sz w:val="18"/>
         </w:rPr>
-        <w:t>来源:Bing新闻 | 时间:10-03 01:00</w:t>
+        <w:t>来源:Bing新闻 | 时间:10-03 14:06</w:t>
       </w:r>
     </w:p>
     <w:p>
@@ -631,7 +631,7 @@
           <w:color w:val="888888"/>
           <w:sz w:val="24"/>
         </w:rPr>
-        <w:t>Show HN: Giving Opus 5.5 a simulated paint canvas</w:t>
+        <w:t>极米记得 AI 显示眼镜 MemoMind One 明日登陆线下门店，开启定金预定</w:t>
       </w:r>
     </w:p>
     <w:p>
@@ -641,7 +641,7 @@
           <w:color w:val="888888"/>
           <w:sz w:val="18"/>
         </w:rPr>
-        <w:t>来源:Hacker News | 时间:10-02 08:27</w:t>
+        <w:t>来源:Bing新闻 | 时间:10-02 16:26</w:t>
       </w:r>
     </w:p>
     <w:p>
@@ -658,7 +658,7 @@
             <w:color w:val="0563C1"/>
             <w:u w:val="single"/>
           </w:rPr>
-          <w:t>Show HN: Giving Opus 5.5 a simulated paint canvas</w:t>
+          <w:t>极米记得 AI 显示眼镜 MemoMind One 明日登陆线下门店，开启定金预定</w:t>
         </w:r>
       </w:hyperlink>
     </w:p>
@@ -682,7 +682,7 @@
           <w:color w:val="888888"/>
           <w:sz w:val="24"/>
         </w:rPr>
-        <w:t>极米记得 AI 显示眼镜 MemoMind One 明日登陆线下门店</w:t>
+        <w:t>Show HN: Giving Opus 5.5 a simulated paint canvas</w:t>
       </w:r>
     </w:p>
     <w:p>
@@ -692,7 +692,7 @@
           <w:color w:val="888888"/>
           <w:sz w:val="18"/>
         </w:rPr>
-        <w:t>来源:Bing新闻 | 时间:10-02 08:26</w:t>
+        <w:t>来源:Hacker News | 时间:10-02 08:27</w:t>
       </w:r>
     </w:p>
     <w:p>
@@ -709,7 +709,7 @@
             <w:color w:val="0563C1"/>
             <w:u w:val="single"/>
           </w:rPr>
-          <w:t>极米记得 AI 显示眼镜 MemoMind One 明日登陆线下门店</w:t>
+          <w:t>Show HN: Giving Opus 5.5 a simulated paint canvas</w:t>
         </w:r>
       </w:hyperlink>
     </w:p>
@@ -1390,6 +1390,18 @@
     </w:p>
     <w:p>
       <w:pPr>
+        <w:pStyle w:val="Heading2"/>
+      </w:pPr>
+      <w:r>
+        <w:rPr>
+          <w:rFonts w:ascii="Times New Roman" w:hAnsi="Times New Roman" w:eastAsia="黑体"/>
+          <w:sz w:val="28"/>
+        </w:rPr>
+        <w:t>消费/以旧换新/新餐饮</w:t>
+      </w:r>
+    </w:p>
+    <w:p>
+      <w:pPr>
         <w:pStyle w:val="Heading3"/>
       </w:pPr>
       <w:r>
@@ -1408,7 +1420,7 @@
           <w:color w:val="888888"/>
           <w:sz w:val="24"/>
         </w:rPr>
-        <w:t>华硕 ROG 八爪鱼 8 电竞无线路由器现身：规格类似上代，改进使用体验</w:t>
+        <w:t>充电桩扫码充电暗藏“弹窗投保”陷阱，消费者莫名被扣款</w:t>
       </w:r>
     </w:p>
     <w:p>
@@ -1418,7 +1430,7 @@
           <w:color w:val="888888"/>
           <w:sz w:val="18"/>
         </w:rPr>
-        <w:t>来源:IT之家 | 时间:10-03 14:38</w:t>
+        <w:t>来源:IT之家 | 时间:10-03 21:12</w:t>
       </w:r>
     </w:p>
     <w:p>
@@ -1435,21 +1447,9 @@
             <w:color w:val="0563C1"/>
             <w:u w:val="single"/>
           </w:rPr>
-          <w:t>华硕 ROG 八爪鱼 8 电竞无线路由器现身：规格类似上代，改进使用体验</w:t>
+          <w:t>充电桩扫码充电暗藏“弹窗投保”陷阱，消费者莫名被扣款</w:t>
         </w:r>
       </w:hyperlink>
-    </w:p>
-    <w:p>
-      <w:pPr>
-        <w:pStyle w:val="Heading2"/>
-      </w:pPr>
-      <w:r>
-        <w:rPr>
-          <w:rFonts w:ascii="Times New Roman" w:hAnsi="Times New Roman" w:eastAsia="黑体"/>
-          <w:sz w:val="28"/>
-        </w:rPr>
-        <w:t>消费/以旧换新/新餐饮</w:t>
-      </w:r>
     </w:p>
     <w:p>
       <w:pPr>
